--- a/mps-nivel-c/oficial/04_registros/AASP_CNJ/GDE-AASPCNJ01-001_Registro-de-Analise-de-Decisao.docx
+++ b/mps-nivel-c/oficial/04_registros/AASP_CNJ/GDE-AASPCNJ01-001_Registro-de-Analise-de-Decisao.docx
@@ -338,7 +338,7 @@
                 <w:i w:val="0"/>
                 <w:sz w:val="20"/>
               </w:rPr>
-              <w:t>Abraão Oliveira (com o time de desenvolvimento)</w:t>
+              <w:t>Cezar Hiraki Velazquez (com o time de desenvolvimento)</w:t>
             </w:r>
           </w:p>
         </w:tc>

--- a/mps-nivel-c/oficial/04_registros/AASP_CNJ/GDE-AASPCNJ01-001_Registro-de-Analise-de-Decisao.docx
+++ b/mps-nivel-c/oficial/04_registros/AASP_CNJ/GDE-AASPCNJ01-001_Registro-de-Analise-de-Decisao.docx
@@ -338,7 +338,7 @@
                 <w:i w:val="0"/>
                 <w:sz w:val="20"/>
               </w:rPr>
-              <w:t>Cezar Hiraki Velazquez (com o time de desenvolvimento)</w:t>
+              <w:t>Cézar Hiraki Velázquez (com o time de desenvolvimento)</w:t>
             </w:r>
           </w:p>
         </w:tc>

--- a/mps-nivel-c/oficial/04_registros/AASP_CNJ/GDE-AASPCNJ01-001_Registro-de-Analise-de-Decisao.docx
+++ b/mps-nivel-c/oficial/04_registros/AASP_CNJ/GDE-AASPCNJ01-001_Registro-de-Analise-de-Decisao.docx
@@ -34,7 +34,7 @@
           <w:color w:val="555555"/>
           <w:sz w:val="20"/>
         </w:rPr>
-        <w:t>GDE-AASPCNJ01-001   ·   Versão Data   ·   06/04/2026   ·   Timeware Brasil</w:t>
+        <w:t>GDE-AASPCNJ01-001   ·   Versão 1.0   ·   06/04/2026   ·   Timeware Brasil</w:t>
       </w:r>
     </w:p>
     <w:p>

--- a/mps-nivel-c/oficial/04_registros/AASP_CNJ/GDE-AASPCNJ01-001_Registro-de-Analise-de-Decisao.docx
+++ b/mps-nivel-c/oficial/04_registros/AASP_CNJ/GDE-AASPCNJ01-001_Registro-de-Analise-de-Decisao.docx
@@ -2151,7 +2151,7 @@
           <w:i w:val="0"/>
           <w:sz w:val="22"/>
         </w:rPr>
-        <w:t xml:space="preserve">Escolhida a </w:t>
+        <w:t>Escolhida a Alternativa C — API DataJud/CNJ como fonte primária universal. Reúne cobertura nacional com um único endpoint padronizado, custo de R$ 0,01/processo (vs. R$ 0,03/instância da principal privada) e modelo de dados uniforme, simplificando a serialização para o Elasticsearch. Economia projetada de ~R$ 176 mil anuais. As fontes EPROC/ESAJ e parceiras permanecem como fallback configurável por CodigoFonteAPI.</w:t>
       </w:r>
       <w:r>
         <w:rPr>
@@ -2160,7 +2160,6 @@
           <w:i w:val="0"/>
           <w:sz w:val="22"/>
         </w:rPr>
-        <w:t>Alternativa C — API DataJud/CNJ como fonte primária universal</w:t>
       </w:r>
       <w:r>
         <w:rPr>
@@ -2169,7 +2168,6 @@
           <w:i w:val="0"/>
           <w:sz w:val="22"/>
         </w:rPr>
-        <w:t xml:space="preserve">. Reúne cobertura nacional com um único endpoint padronizado, custo de R$ 0,01/processo (vs. R$ 0,03/instância da principal privada) e modelo de dados uniforme, simplificando a serialização para o Elasticsearch. Economia projetada de ~R$ 180 mil anuais. As fontes EPROC/ESAJ e parceiras permanecem como fallback configurável por </w:t>
       </w:r>
       <w:r>
         <w:rPr>
@@ -2179,7 +2177,6 @@
           <w:color w:val="333333"/>
           <w:sz w:val="20"/>
         </w:rPr>
-        <w:t>CodigoFonteAPI</w:t>
       </w:r>
       <w:r>
         <w:rPr>
@@ -2188,7 +2185,6 @@
           <w:i w:val="0"/>
           <w:sz w:val="22"/>
         </w:rPr>
-        <w:t>.</w:t>
       </w:r>
     </w:p>
     <w:p>

--- a/mps-nivel-c/oficial/04_registros/AASP_CNJ/GDE-AASPCNJ01-001_Registro-de-Analise-de-Decisao.docx
+++ b/mps-nivel-c/oficial/04_registros/AASP_CNJ/GDE-AASPCNJ01-001_Registro-de-Analise-de-Decisao.docx
@@ -34,7 +34,7 @@
           <w:color w:val="555555"/>
           <w:sz w:val="20"/>
         </w:rPr>
-        <w:t>GDE-AASPCNJ01-001   ·   Versão Data   ·   06/04/2026   ·   Timeware Brasil</w:t>
+        <w:t>GDE-AASPCNJ01-001   ·   Versão 1.0   ·   06/04/2026   ·   Timeware Brasil</w:t>
       </w:r>
     </w:p>
     <w:p>
@@ -338,7 +338,7 @@
                 <w:i w:val="0"/>
                 <w:sz w:val="20"/>
               </w:rPr>
-              <w:t>Abraão Oliveira (com o time de desenvolvimento)</w:t>
+              <w:t>Cézar Hiraki Velázquez (com o time de desenvolvimento)</w:t>
             </w:r>
           </w:p>
         </w:tc>
@@ -2151,7 +2151,7 @@
           <w:i w:val="0"/>
           <w:sz w:val="22"/>
         </w:rPr>
-        <w:t xml:space="preserve">Escolhida a </w:t>
+        <w:t>Escolhida a Alternativa C — API DataJud/CNJ como fonte primária universal. Reúne cobertura nacional com um único endpoint padronizado, custo de R$ 0,01/processo (vs. R$ 0,03/instância da principal privada) e modelo de dados uniforme, simplificando a serialização para o Elasticsearch. Economia projetada de ~R$ 176 mil anuais. As fontes EPROC/ESAJ e parceiras permanecem como fallback configurável por CodigoFonteAPI.</w:t>
       </w:r>
       <w:r>
         <w:rPr>
@@ -2160,7 +2160,6 @@
           <w:i w:val="0"/>
           <w:sz w:val="22"/>
         </w:rPr>
-        <w:t>Alternativa C — API DataJud/CNJ como fonte primária universal</w:t>
       </w:r>
       <w:r>
         <w:rPr>
@@ -2169,7 +2168,6 @@
           <w:i w:val="0"/>
           <w:sz w:val="22"/>
         </w:rPr>
-        <w:t xml:space="preserve">. Reúne cobertura nacional com um único endpoint padronizado, custo de R$ 0,01/processo (vs. R$ 0,03/instância da principal privada) e modelo de dados uniforme, simplificando a serialização para o Elasticsearch. Economia projetada de ~R$ 180 mil anuais. As fontes EPROC/ESAJ e parceiras permanecem como fallback configurável por </w:t>
       </w:r>
       <w:r>
         <w:rPr>
@@ -2179,7 +2177,6 @@
           <w:color w:val="333333"/>
           <w:sz w:val="20"/>
         </w:rPr>
-        <w:t>CodigoFonteAPI</w:t>
       </w:r>
       <w:r>
         <w:rPr>
@@ -2188,7 +2185,6 @@
           <w:i w:val="0"/>
           <w:sz w:val="22"/>
         </w:rPr>
-        <w:t>.</w:t>
       </w:r>
     </w:p>
     <w:p>

--- a/mps-nivel-c/oficial/04_registros/AASP_CNJ/GDE-AASPCNJ01-001_Registro-de-Analise-de-Decisao.docx
+++ b/mps-nivel-c/oficial/04_registros/AASP_CNJ/GDE-AASPCNJ01-001_Registro-de-Analise-de-Decisao.docx
@@ -34,7 +34,7 @@
           <w:color w:val="555555"/>
           <w:sz w:val="20"/>
         </w:rPr>
-        <w:t>GDE-AASPCNJ01-001   ·   Versão 1.0   ·   06/04/2026   ·   Timeware Brasil</w:t>
+        <w:t>GDE-AASPCNJ01-001   ·   Versão 1.0   ·   07/04/2026   ·   Timeware Brasil</w:t>
       </w:r>
     </w:p>
     <w:p>
@@ -282,7 +282,7 @@
                 <w:i w:val="0"/>
                 <w:sz w:val="20"/>
               </w:rPr>
-              <w:t>06/04/2026</w:t>
+              <w:t>07/04/2026</w:t>
             </w:r>
           </w:p>
         </w:tc>

--- a/mps-nivel-c/oficial/04_registros/AASP_CNJ/GDE-AASPCNJ01-001_Registro-de-Analise-de-Decisao.docx
+++ b/mps-nivel-c/oficial/04_registros/AASP_CNJ/GDE-AASPCNJ01-001_Registro-de-Analise-de-Decisao.docx
@@ -2040,16 +2040,37 @@
             </w:tcMar>
           </w:tcPr>
           <w:p>
-            <w:pPr>
-              <w:spacing w:before="40" w:after="40"/>
-            </w:pPr>
+            <w:r/>
+          </w:p>
+        </w:tc>
+        <w:tc>
+          <w:tcPr>
+            <w:tcW w:type="dxa" w:w="1780"/>
+            <w:tcMar>
+              <w:top w:w="60" w:type="dxa"/>
+              <w:bottom w:w="60" w:type="dxa"/>
+              <w:left w:w="100" w:type="dxa"/>
+              <w:right w:w="100" w:type="dxa"/>
+            </w:tcMar>
+          </w:tcPr>
+          <w:p>
             <w:r>
-              <w:rPr>
-                <w:rFonts w:ascii="Calibri" w:hAnsi="Calibri"/>
-                <w:b/>
-                <w:i w:val="0"/>
-                <w:sz w:val="20"/>
-              </w:rPr>
+              <w:t>21</w:t>
+            </w:r>
+          </w:p>
+        </w:tc>
+        <w:tc>
+          <w:tcPr>
+            <w:tcW w:type="dxa" w:w="1780"/>
+            <w:tcMar>
+              <w:top w:w="60" w:type="dxa"/>
+              <w:bottom w:w="60" w:type="dxa"/>
+              <w:left w:w="100" w:type="dxa"/>
+              <w:right w:w="100" w:type="dxa"/>
+            </w:tcMar>
+          </w:tcPr>
+          <w:p>
+            <w:r>
               <w:t>20</w:t>
             </w:r>
           </w:p>
@@ -2065,59 +2086,9 @@
             </w:tcMar>
           </w:tcPr>
           <w:p>
-            <w:pPr>
-              <w:spacing w:before="40" w:after="40"/>
-            </w:pPr>
             <w:r>
-              <w:rPr>
-                <w:rFonts w:ascii="Calibri" w:hAnsi="Calibri"/>
-                <w:b/>
-                <w:i w:val="0"/>
-                <w:sz w:val="20"/>
-              </w:rPr>
-              <w:t>19</w:t>
+              <w:t>34</w:t>
             </w:r>
-          </w:p>
-        </w:tc>
-        <w:tc>
-          <w:tcPr>
-            <w:tcW w:type="dxa" w:w="1780"/>
-            <w:tcMar>
-              <w:top w:w="60" w:type="dxa"/>
-              <w:bottom w:w="60" w:type="dxa"/>
-              <w:left w:w="100" w:type="dxa"/>
-              <w:right w:w="100" w:type="dxa"/>
-            </w:tcMar>
-          </w:tcPr>
-          <w:p>
-            <w:pPr>
-              <w:spacing w:before="40" w:after="40"/>
-            </w:pPr>
-            <w:r>
-              <w:rPr>
-                <w:rFonts w:ascii="Calibri" w:hAnsi="Calibri"/>
-                <w:b/>
-                <w:i w:val="0"/>
-                <w:sz w:val="20"/>
-              </w:rPr>
-              <w:t>35</w:t>
-            </w:r>
-          </w:p>
-        </w:tc>
-        <w:tc>
-          <w:tcPr>
-            <w:tcW w:type="dxa" w:w="1780"/>
-            <w:tcMar>
-              <w:top w:w="60" w:type="dxa"/>
-              <w:bottom w:w="60" w:type="dxa"/>
-              <w:left w:w="100" w:type="dxa"/>
-              <w:right w:w="100" w:type="dxa"/>
-            </w:tcMar>
-          </w:tcPr>
-          <w:p>
-            <w:pPr>
-              <w:spacing w:before="40" w:after="40"/>
-            </w:pPr>
           </w:p>
         </w:tc>
       </w:tr>

--- a/mps-nivel-c/oficial/04_registros/AASP_CNJ/GDE-AASPCNJ01-001_Registro-de-Analise-de-Decisao.docx
+++ b/mps-nivel-c/oficial/04_registros/AASP_CNJ/GDE-AASPCNJ01-001_Registro-de-Analise-de-Decisao.docx
@@ -3559,7 +3559,7 @@
                 <w:i w:val="0"/>
                 <w:sz w:val="20"/>
               </w:rPr>
-              <w:t>11/06/2026</w:t>
+              <w:t>06/04/2026</w:t>
             </w:r>
           </w:p>
         </w:tc>
@@ -3584,7 +3584,7 @@
                 <w:i w:val="0"/>
                 <w:sz w:val="20"/>
               </w:rPr>
-              <w:t>Time de Melhoria Contínua</w:t>
+              <w:t>Cézar Hiraki Velázquez (Tech Lead)</w:t>
             </w:r>
           </w:p>
         </w:tc>
@@ -3609,7 +3609,7 @@
                 <w:i w:val="0"/>
                 <w:sz w:val="20"/>
               </w:rPr>
-              <w:t>RAD da fonte primária de captura (D02) + registro consolidado de decisões, a partir do Registro de Projeto AASP_CNJ v1.0 (08/06/2026).</w:t>
+              <w:t>RAD da fonte primária de captura (D02) e registro consolidado de decisões.</w:t>
             </w:r>
           </w:p>
         </w:tc>

--- a/mps-nivel-c/oficial/04_registros/AASP_CNJ/GDE-AASPCNJ01-001_Registro-de-Analise-de-Decisao.docx
+++ b/mps-nivel-c/oficial/04_registros/AASP_CNJ/GDE-AASPCNJ01-001_Registro-de-Analise-de-Decisao.docx
@@ -3559,7 +3559,7 @@
                 <w:i w:val="0"/>
                 <w:sz w:val="20"/>
               </w:rPr>
-              <w:t>11/06/2026</w:t>
+              <w:t>07/04/2026</w:t>
             </w:r>
           </w:p>
         </w:tc>
@@ -3584,7 +3584,7 @@
                 <w:i w:val="0"/>
                 <w:sz w:val="20"/>
               </w:rPr>
-              <w:t>Time de Melhoria Contínua</w:t>
+              <w:t>Equipe Técnica</w:t>
             </w:r>
           </w:p>
         </w:tc>

--- a/mps-nivel-c/oficial/04_registros/AASP_CNJ/GDE-AASPCNJ01-001_Registro-de-Analise-de-Decisao.docx
+++ b/mps-nivel-c/oficial/04_registros/AASP_CNJ/GDE-AASPCNJ01-001_Registro-de-Analise-de-Decisao.docx
@@ -3609,7 +3609,7 @@
                 <w:i w:val="0"/>
                 <w:sz w:val="20"/>
               </w:rPr>
-              <w:t>RAD da fonte primária de captura (D02) + registro consolidado de decisões, a partir do Registro de Projeto AASP_CNJ v1.0 (08/06/2026).</w:t>
+              <w:t>RAD da fonte primária de captura (D02) + registro consolidado de decisões, a partir do Registro de Projeto AASP_CNJ v1.0.</w:t>
             </w:r>
           </w:p>
         </w:tc>
